--- a/dokumentumok/vers_kviz_dokumentacio.docx
+++ b/dokumentumok/vers_kviz_dokumentacio.docx
@@ -795,9 +795,50 @@
       </w:r>
     </w:p>
     <w:p>
+      <w:proofErr w:type="spellStart"/>
       <w:r>
-        <w:t>pont – elért pontszám</w:t>
+        <w:t>pont</w:t>
       </w:r>
+      <w:proofErr w:type="spellEnd"/>
+      <w:r>
+        <w:t xml:space="preserve"> – </w:t>
+      </w:r>
+      <w:proofErr w:type="spellStart"/>
+      <w:r>
+        <w:t>elért</w:t>
+      </w:r>
+      <w:proofErr w:type="spellEnd"/>
+      <w:r>
+        <w:t xml:space="preserve"> </w:t>
+      </w:r>
+      <w:proofErr w:type="spellStart"/>
+      <w:r>
+        <w:t>pontszám</w:t>
+      </w:r>
+      <w:proofErr w:type="spellEnd"/>
+    </w:p>
+    <w:p>
+      <w:proofErr w:type="spellStart"/>
+      <w:r>
+        <w:t>idő</w:t>
+      </w:r>
+      <w:proofErr w:type="spellEnd"/>
+      <w:r>
+        <w:t xml:space="preserve"> – </w:t>
+      </w:r>
+      <w:proofErr w:type="spellStart"/>
+      <w:r>
+        <w:t>kitöltés</w:t>
+      </w:r>
+      <w:proofErr w:type="spellEnd"/>
+      <w:r>
+        <w:t xml:space="preserve"> </w:t>
+      </w:r>
+      <w:proofErr w:type="spellStart"/>
+      <w:r>
+        <w:t>ideje</w:t>
+      </w:r>
+      <w:proofErr w:type="spellEnd"/>
     </w:p>
     <w:p>
       <w:pPr>
@@ -831,12 +872,70 @@
     </w:p>
     <w:p>
       <w:r>
-        <w:t>A végén kiszámolja a pontszámot (0–5 pont).</w:t>
+        <w:lastRenderedPageBreak/>
+        <w:t xml:space="preserve">A végén kiszámolja a </w:t>
+      </w:r>
+      <w:proofErr w:type="spellStart"/>
+      <w:r>
+        <w:t>pontszámot</w:t>
+      </w:r>
+      <w:proofErr w:type="spellEnd"/>
+      <w:r>
+        <w:t xml:space="preserve"> (0–5 </w:t>
+      </w:r>
+      <w:proofErr w:type="spellStart"/>
+      <w:r>
+        <w:t>pont</w:t>
+      </w:r>
+      <w:proofErr w:type="spellEnd"/>
+      <w:r>
+        <w:t>).</w:t>
       </w:r>
     </w:p>
     <w:p>
       <w:r>
-        <w:lastRenderedPageBreak/>
+        <w:rPr>
+          <w:noProof/>
+        </w:rPr>
+        <w:drawing>
+          <wp:inline distT="0" distB="0" distL="0" distR="0" wp14:anchorId="093EB30F" wp14:editId="666BCBBF">
+            <wp:extent cx="5616575" cy="3192198"/>
+            <wp:effectExtent l="0" t="0" r="3175" b="8255"/>
+            <wp:docPr id="5" name="Kép 5"/>
+            <wp:cNvGraphicFramePr>
+              <a:graphicFrameLocks xmlns:a="http://schemas.openxmlformats.org/drawingml/2006/main" noChangeAspect="1"/>
+            </wp:cNvGraphicFramePr>
+            <a:graphic xmlns:a="http://schemas.openxmlformats.org/drawingml/2006/main">
+              <a:graphicData uri="http://schemas.openxmlformats.org/drawingml/2006/picture">
+                <pic:pic xmlns:pic="http://schemas.openxmlformats.org/drawingml/2006/picture">
+                  <pic:nvPicPr>
+                    <pic:cNvPr id="5" name="Kép 5"/>
+                    <pic:cNvPicPr/>
+                  </pic:nvPicPr>
+                  <pic:blipFill>
+                    <a:blip r:embed="rId6"/>
+                    <a:stretch>
+                      <a:fillRect/>
+                    </a:stretch>
+                  </pic:blipFill>
+                  <pic:spPr>
+                    <a:xfrm>
+                      <a:off x="0" y="0"/>
+                      <a:ext cx="5643659" cy="3207591"/>
+                    </a:xfrm>
+                    <a:prstGeom prst="rect">
+                      <a:avLst/>
+                    </a:prstGeom>
+                  </pic:spPr>
+                </pic:pic>
+              </a:graphicData>
+            </a:graphic>
+          </wp:inline>
+        </w:drawing>
+      </w:r>
+    </w:p>
+    <w:p>
+      <w:r>
         <w:t>Az eredmény elmentésre kerül az adatbázisba.</w:t>
       </w:r>
     </w:p>
@@ -909,7 +1008,23 @@
       </w:r>
       <w:proofErr w:type="spellEnd"/>
       <w:r>
-        <w:t xml:space="preserve"> található, ahol a felhasználó elérheti a kvízt és az eredmények oldalát. A kérdések külön dobozokban jelennek meg, amelyek tartalmazzák a </w:t>
+        <w:t xml:space="preserve"> található, ahol a felhasználó elérheti a kvízt és az eredmények oldalát. A kérdések külön dobozokban jelennek meg, </w:t>
+      </w:r>
+      <w:proofErr w:type="spellStart"/>
+      <w:r>
+        <w:t>amelyek</w:t>
+      </w:r>
+      <w:proofErr w:type="spellEnd"/>
+      <w:r>
+        <w:t xml:space="preserve"> </w:t>
+      </w:r>
+      <w:proofErr w:type="spellStart"/>
+      <w:r>
+        <w:t>tartalmazzák</w:t>
+      </w:r>
+      <w:proofErr w:type="spellEnd"/>
+      <w:r>
+        <w:t xml:space="preserve"> a </w:t>
       </w:r>
       <w:proofErr w:type="spellStart"/>
       <w:r>
@@ -966,11 +1081,28 @@
         <w:rPr>
           <w:noProof/>
         </w:rPr>
+        <w:lastRenderedPageBreak/>
         <w:drawing>
-          <wp:inline distT="0" distB="0" distL="0" distR="0" wp14:anchorId="48520BBF" wp14:editId="3B259B05">
-            <wp:extent cx="5486400" cy="1772285"/>
+          <wp:anchor distT="0" distB="0" distL="114300" distR="114300" simplePos="0" relativeHeight="251658240" behindDoc="1" locked="0" layoutInCell="1" allowOverlap="1" wp14:anchorId="259E422E" wp14:editId="6C91672B">
+            <wp:simplePos x="0" y="0"/>
+            <wp:positionH relativeFrom="column">
+              <wp:posOffset>-74172</wp:posOffset>
+            </wp:positionH>
+            <wp:positionV relativeFrom="paragraph">
+              <wp:posOffset>272547</wp:posOffset>
+            </wp:positionV>
+            <wp:extent cx="5486400" cy="2863850"/>
             <wp:effectExtent l="0" t="0" r="0" b="0"/>
-            <wp:docPr id="4" name="Kép 4"/>
+            <wp:wrapTight wrapText="bothSides">
+              <wp:wrapPolygon edited="0">
+                <wp:start x="0" y="0"/>
+                <wp:lineTo x="0" y="21408"/>
+                <wp:lineTo x="21525" y="21408"/>
+                <wp:lineTo x="21525" y="0"/>
+                <wp:lineTo x="0" y="0"/>
+              </wp:wrapPolygon>
+            </wp:wrapTight>
+            <wp:docPr id="1" name="Kép 1"/>
             <wp:cNvGraphicFramePr>
               <a:graphicFrameLocks xmlns:a="http://schemas.openxmlformats.org/drawingml/2006/main" noChangeAspect="1"/>
             </wp:cNvGraphicFramePr>
@@ -978,65 +1110,7 @@
               <a:graphicData uri="http://schemas.openxmlformats.org/drawingml/2006/picture">
                 <pic:pic xmlns:pic="http://schemas.openxmlformats.org/drawingml/2006/picture">
                   <pic:nvPicPr>
-                    <pic:cNvPr id="4" name="Kép 4"/>
-                    <pic:cNvPicPr/>
-                  </pic:nvPicPr>
-                  <pic:blipFill>
-                    <a:blip r:embed="rId6"/>
-                    <a:stretch>
-                      <a:fillRect/>
-                    </a:stretch>
-                  </pic:blipFill>
-                  <pic:spPr>
-                    <a:xfrm>
-                      <a:off x="0" y="0"/>
-                      <a:ext cx="5486400" cy="1772285"/>
-                    </a:xfrm>
-                    <a:prstGeom prst="rect">
-                      <a:avLst/>
-                    </a:prstGeom>
-                  </pic:spPr>
-                </pic:pic>
-              </a:graphicData>
-            </a:graphic>
-          </wp:inline>
-        </w:drawing>
-      </w:r>
-    </w:p>
-    <w:p>
-      <w:r>
-        <w:rPr>
-          <w:noProof/>
-        </w:rPr>
-        <w:drawing>
-          <wp:anchor distT="0" distB="0" distL="114300" distR="114300" simplePos="0" relativeHeight="251658240" behindDoc="1" locked="0" layoutInCell="1" allowOverlap="1" wp14:anchorId="120336FE" wp14:editId="3BFF66BE">
-            <wp:simplePos x="0" y="0"/>
-            <wp:positionH relativeFrom="column">
-              <wp:posOffset>0</wp:posOffset>
-            </wp:positionH>
-            <wp:positionV relativeFrom="paragraph">
-              <wp:posOffset>3438525</wp:posOffset>
-            </wp:positionV>
-            <wp:extent cx="5486400" cy="2692400"/>
-            <wp:effectExtent l="0" t="0" r="0" b="0"/>
-            <wp:wrapTight wrapText="bothSides">
-              <wp:wrapPolygon edited="0">
-                <wp:start x="0" y="0"/>
-                <wp:lineTo x="0" y="21396"/>
-                <wp:lineTo x="21525" y="21396"/>
-                <wp:lineTo x="21525" y="0"/>
-                <wp:lineTo x="0" y="0"/>
-              </wp:wrapPolygon>
-            </wp:wrapTight>
-            <wp:docPr id="3" name="Kép 3"/>
-            <wp:cNvGraphicFramePr>
-              <a:graphicFrameLocks xmlns:a="http://schemas.openxmlformats.org/drawingml/2006/main" noChangeAspect="1"/>
-            </wp:cNvGraphicFramePr>
-            <a:graphic xmlns:a="http://schemas.openxmlformats.org/drawingml/2006/main">
-              <a:graphicData uri="http://schemas.openxmlformats.org/drawingml/2006/picture">
-                <pic:pic xmlns:pic="http://schemas.openxmlformats.org/drawingml/2006/picture">
-                  <pic:nvPicPr>
-                    <pic:cNvPr id="3" name="Kép 3"/>
+                    <pic:cNvPr id="1" name="Kép 1"/>
                     <pic:cNvPicPr/>
                   </pic:nvPicPr>
                   <pic:blipFill>
@@ -1048,7 +1122,7 @@
                   <pic:spPr>
                     <a:xfrm>
                       <a:off x="0" y="0"/>
-                      <a:ext cx="5486400" cy="2692400"/>
+                      <a:ext cx="5486400" cy="2863850"/>
                     </a:xfrm>
                     <a:prstGeom prst="rect">
                       <a:avLst/>
@@ -1058,6 +1132,48 @@
               </a:graphicData>
             </a:graphic>
           </wp:anchor>
+        </w:drawing>
+      </w:r>
+    </w:p>
+    <w:p>
+      <w:r>
+        <w:rPr>
+          <w:noProof/>
+        </w:rPr>
+        <w:drawing>
+          <wp:inline distT="0" distB="0" distL="0" distR="0" wp14:anchorId="52551717" wp14:editId="3C021134">
+            <wp:extent cx="5486400" cy="2487930"/>
+            <wp:effectExtent l="0" t="0" r="0" b="7620"/>
+            <wp:docPr id="2" name="Kép 2"/>
+            <wp:cNvGraphicFramePr>
+              <a:graphicFrameLocks xmlns:a="http://schemas.openxmlformats.org/drawingml/2006/main" noChangeAspect="1"/>
+            </wp:cNvGraphicFramePr>
+            <a:graphic xmlns:a="http://schemas.openxmlformats.org/drawingml/2006/main">
+              <a:graphicData uri="http://schemas.openxmlformats.org/drawingml/2006/picture">
+                <pic:pic xmlns:pic="http://schemas.openxmlformats.org/drawingml/2006/picture">
+                  <pic:nvPicPr>
+                    <pic:cNvPr id="2" name="Kép 2"/>
+                    <pic:cNvPicPr/>
+                  </pic:nvPicPr>
+                  <pic:blipFill>
+                    <a:blip r:embed="rId8"/>
+                    <a:stretch>
+                      <a:fillRect/>
+                    </a:stretch>
+                  </pic:blipFill>
+                  <pic:spPr>
+                    <a:xfrm>
+                      <a:off x="0" y="0"/>
+                      <a:ext cx="5486400" cy="2487930"/>
+                    </a:xfrm>
+                    <a:prstGeom prst="rect">
+                      <a:avLst/>
+                    </a:prstGeom>
+                  </pic:spPr>
+                </pic:pic>
+              </a:graphicData>
+            </a:graphic>
+          </wp:inline>
         </w:drawing>
       </w:r>
     </w:p>
